--- a/public/assets/contrato_plantilla.docx
+++ b/public/assets/contrato_plantilla.docx
@@ -935,12 +935,6 @@
         <w:gridCol w:w="4680"/>
       </w:tblGrid>
       <w:tr>
-        <w:tblPrEx>
-          <w:tblCellMar>
-            <w:top w:w="0" w:type="dxa"/>
-            <w:bottom w:w="0" w:type="dxa"/>
-          </w:tblCellMar>
-        </w:tblPrEx>
         <w:tc>
           <w:tcPr>
             <w:tcW w:w="4680" w:type="dxa"/>
@@ -969,6 +963,9 @@
               <w:t>EL CONTRATANTE</w:t>
             </w:r>
           </w:p>
+          <w:p/>
+          <w:p/>
+          <w:p/>
           <w:p/>
           <w:p/>
           <w:p/>
@@ -1027,13 +1024,63 @@
           </w:p>
           <w:p/>
           <w:p/>
-          <w:p/>
           <w:p>
             <w:pPr>
               <w:jc w:val="center"/>
             </w:pPr>
             <w:r>
-              <w:t>___________________________</w:t>
+              <w:rPr>
+                <w:noProof/>
+              </w:rPr>
+              <w:drawing>
+                <wp:inline distT="0" distB="0" distL="0" distR="0" wp14:anchorId="17DE6F48" wp14:editId="65532394">
+                  <wp:extent cx="1585568" cy="881380"/>
+                  <wp:effectExtent l="0" t="0" r="2540" b="0"/>
+                  <wp:docPr id="1938684393" name="Picture 2" descr="A signature on a white background&#10;&#10;AI-generated content may be incorrect."/>
+                  <wp:cNvGraphicFramePr>
+                    <a:graphicFrameLocks xmlns:a="http://schemas.openxmlformats.org/drawingml/2006/main" noChangeAspect="1"/>
+                  </wp:cNvGraphicFramePr>
+                  <a:graphic xmlns:a="http://schemas.openxmlformats.org/drawingml/2006/main">
+                    <a:graphicData uri="http://schemas.openxmlformats.org/drawingml/2006/picture">
+                      <pic:pic xmlns:pic="http://schemas.openxmlformats.org/drawingml/2006/picture">
+                        <pic:nvPicPr>
+                          <pic:cNvPr id="1938684393" name="Picture 2" descr="A signature on a white background&#10;&#10;AI-generated content may be incorrect."/>
+                          <pic:cNvPicPr/>
+                        </pic:nvPicPr>
+                        <pic:blipFill>
+                          <a:blip r:embed="rId5" cstate="print">
+                            <a:extLst>
+                              <a:ext uri="{28A0092B-C50C-407E-A947-70E740481C1C}">
+                                <a14:useLocalDpi xmlns:a14="http://schemas.microsoft.com/office/drawing/2010/main" val="0"/>
+                              </a:ext>
+                            </a:extLst>
+                          </a:blip>
+                          <a:stretch>
+                            <a:fillRect/>
+                          </a:stretch>
+                        </pic:blipFill>
+                        <pic:spPr>
+                          <a:xfrm>
+                            <a:off x="0" y="0"/>
+                            <a:ext cx="1700936" cy="945510"/>
+                          </a:xfrm>
+                          <a:prstGeom prst="rect">
+                            <a:avLst/>
+                          </a:prstGeom>
+                        </pic:spPr>
+                      </pic:pic>
+                    </a:graphicData>
+                  </a:graphic>
+                </wp:inline>
+              </w:drawing>
+            </w:r>
+          </w:p>
+          <w:p>
+            <w:pPr>
+              <w:jc w:val="center"/>
+            </w:pPr>
+            <w:r>
+              <w:t>_________________________</w:t>
             </w:r>
           </w:p>
           <w:p>
